--- a/portal/public/downloads/FACILITATOR-RUNBOOK-v8-PUBLIC-KIT.docx
+++ b/portal/public/downloads/FACILITATOR-RUNBOOK-v8-PUBLIC-KIT.docx
@@ -632,7 +632,7 @@
           <w:color w:val="173428"/>
           <w:sz w:val="19"/>
         </w:rPr>
-        <w:t>[  ]  Email and Drive starter folders are available from the company kit.</w:t>
+        <w:t>[  ]  Email, Drive and optional LinkedIn starter folders plus the three-worker go-live checklist are available from the company kit.</w:t>
       </w:r>
     </w:p>
     <w:p>
@@ -1073,7 +1073,7 @@
                 <w:color w:val="173428"/>
                 <w:sz w:val="17"/>
               </w:rPr>
-              <w:t>26 — Homework</w:t>
+              <w:t>26 — Go-live</w:t>
             </w:r>
           </w:p>
         </w:tc>
@@ -1098,7 +1098,7 @@
                 <w:color w:val="173428"/>
                 <w:sz w:val="17"/>
               </w:rPr>
-              <w:t>Email asks for a daily time; Drive offers TEST 25 or FULL DRIVE INDEX; optional LinkedIn proves @Computer locally, stops Computer + Chrome, then hands LinkedIn to the employee.</w:t>
+              <w:t>Available is not active. Email and FULL DRIVE INDEX require visible proof; TEST 25 is setup only. Optional LinkedIn proves @Computer locally, stops Computer + Chrome, then hands LinkedIn to the employee.</w:t>
             </w:r>
           </w:p>
         </w:tc>
@@ -1123,7 +1123,7 @@
                 <w:color w:val="173428"/>
                 <w:sz w:val="17"/>
               </w:rPr>
-              <w:t>The employee can show YOUR TURN ON LINKEDIN and explain the human-only LinkedIn boundary.</w:t>
+              <w:t>The employee states Email and Drive LIVE or an exact blocker, plus optional LinkedIn LIVE, NOT ENABLED BY CHOICE or a blocker.</w:t>
             </w:r>
           </w:p>
         </w:tc>
@@ -1807,7 +1807,7 @@
                 <w:color w:val="103323"/>
                 <w:sz w:val="22"/>
               </w:rPr>
-              <w:t>Verify the Drive report.</w:t>
+              <w:t>Verify the Full Drive Index.</w:t>
             </w:r>
           </w:p>
           <w:p>
@@ -1822,7 +1822,7 @@
                 <w:color w:val="173428"/>
                 <w:sz w:val="18"/>
               </w:rPr>
-              <w:t>Collect the index summary, cursor and validator result; confirm Drive was unchanged.</w:t>
+              <w:t>Collect the index summary, final cursor and validator result; confirm every supported scope ended and Drive was unchanged. TEST 25 is setup proof only.</w:t>
             </w:r>
           </w:p>
           <w:p>
@@ -1837,7 +1837,7 @@
                 <w:color w:val="2D713D"/>
                 <w:sz w:val="17"/>
               </w:rPr>
-              <w:t>DONE WHEN: Drive proof passes.</w:t>
+              <w:t>DONE WHEN: Full Drive proof passes or one exact blocker is recorded.</w:t>
             </w:r>
           </w:p>
         </w:tc>
@@ -2558,7 +2558,7 @@
           <w:color w:val="173428"/>
           <w:sz w:val="19"/>
         </w:rPr>
-        <w:t>[  ]  Email and Drive homework status is recorded separately.</w:t>
+        <w:t>[  ]  Email and Full Drive are recorded LIVE or with one exact blocker; optional LinkedIn is LIVE, NOT ENABLED BY CHOICE or blocked.</w:t>
       </w:r>
     </w:p>
     <w:p>
